--- a/ITS-report2_translate.docx
+++ b/ITS-report2_translate.docx
@@ -33,7 +33,7 @@
     <w:p>
       <w:pPr>
         <w:rPr>
-          <w:rFonts w:ascii="Calibri" w:hAnsi="Calibri" w:cs="Calibri" w:hint="eastAsia"/>
+          <w:rFonts w:ascii="Calibri" w:hAnsi="Calibri" w:cs="Calibri"/>
         </w:rPr>
       </w:pPr>
       <w:r>
@@ -233,7 +233,7 @@
     <w:p>
       <w:pPr>
         <w:rPr>
-          <w:rFonts w:ascii="Calibri" w:hAnsi="Calibri" w:cs="Calibri" w:hint="eastAsia"/>
+          <w:rFonts w:ascii="Calibri" w:hAnsi="Calibri" w:cs="Calibri"/>
         </w:rPr>
       </w:pPr>
       <w:r>
@@ -806,7 +806,19 @@
         <w:rPr>
           <w:rFonts w:ascii="Calibri" w:hAnsi="Calibri" w:cs="Calibri"/>
         </w:rPr>
-        <w:t>In S8, the model reports 9,990 served DRT rides per day and 5 rejected requests. Therefore, the cost-recovery fare is approximately 17.8 EUR/ride.</w:t>
+        <w:t>In S8, the model reports 9,99</w:t>
+      </w:r>
+      <w:r>
+        <w:rPr>
+          <w:rFonts w:ascii="Calibri" w:hAnsi="Calibri" w:cs="Calibri" w:hint="eastAsia"/>
+        </w:rPr>
+        <w:t>5</w:t>
+      </w:r>
+      <w:r>
+        <w:rPr>
+          <w:rFonts w:ascii="Calibri" w:hAnsi="Calibri" w:cs="Calibri"/>
+        </w:rPr>
+        <w:t xml:space="preserve"> served DRT rides per day and 5 rejected requests. Therefore, the cost-recovery fare is approximately 17.8 EUR/ride.</w:t>
       </w:r>
     </w:p>
     <w:p>
@@ -864,7 +876,7 @@
     <w:p>
       <w:pPr>
         <w:rPr>
-          <w:rFonts w:ascii="Calibri" w:hAnsi="Calibri" w:cs="Calibri" w:hint="eastAsia"/>
+          <w:rFonts w:ascii="Calibri" w:hAnsi="Calibri" w:cs="Calibri"/>
         </w:rPr>
       </w:pPr>
       <w:r>
@@ -2063,6 +2075,7 @@
   <w:style w:type="character" w:default="1" w:styleId="a0">
     <w:name w:val="Default Paragraph Font"/>
     <w:uiPriority w:val="1"/>
+    <w:semiHidden/>
     <w:unhideWhenUsed/>
   </w:style>
   <w:style w:type="table" w:default="1" w:styleId="a1">
